--- a/Picto/PictoManual.docx
+++ b/Picto/PictoManual.docx
@@ -73,6 +73,430 @@
       <w:pPr>
         <w:spacing w:after="0"/>
         <w:rPr>
+          <w:rFonts w:ascii="Arial" w:hAnsi="Arial" w:cs="Arial"/>
+          <w:noProof/>
+          <w:sz w:val="18"/>
+          <w:szCs w:val="18"/>
+        </w:rPr>
+      </w:pPr>
+      <w:r>
+        <w:rPr>
+          <w:rFonts w:ascii="Arial" w:hAnsi="Arial" w:cs="Arial"/>
+          <w:noProof/>
+          <w:sz w:val="18"/>
+          <w:szCs w:val="18"/>
+        </w:rPr>
+        <mc:AlternateContent>
+          <mc:Choice Requires="wpg">
+            <w:drawing>
+              <wp:anchor distT="0" distB="0" distL="114300" distR="114300" simplePos="0" relativeHeight="251659264" behindDoc="0" locked="0" layoutInCell="1" allowOverlap="1" wp14:anchorId="1A728A36" wp14:editId="082378FE">
+                <wp:simplePos x="0" y="0"/>
+                <wp:positionH relativeFrom="margin">
+                  <wp:align>center</wp:align>
+                </wp:positionH>
+                <wp:positionV relativeFrom="paragraph">
+                  <wp:posOffset>104140</wp:posOffset>
+                </wp:positionV>
+                <wp:extent cx="6858000" cy="3716655"/>
+                <wp:effectExtent l="0" t="0" r="0" b="0"/>
+                <wp:wrapNone/>
+                <wp:docPr id="1104742253" name="Grupo 4"/>
+                <wp:cNvGraphicFramePr/>
+                <a:graphic xmlns:a="http://schemas.openxmlformats.org/drawingml/2006/main">
+                  <a:graphicData uri="http://schemas.microsoft.com/office/word/2010/wordprocessingGroup">
+                    <wpg:wgp>
+                      <wpg:cNvGrpSpPr/>
+                      <wpg:grpSpPr>
+                        <a:xfrm>
+                          <a:off x="0" y="0"/>
+                          <a:ext cx="6858000" cy="3716655"/>
+                          <a:chOff x="0" y="0"/>
+                          <a:chExt cx="6858000" cy="3716655"/>
+                        </a:xfrm>
+                      </wpg:grpSpPr>
+                      <pic:pic xmlns:pic="http://schemas.openxmlformats.org/drawingml/2006/picture">
+                        <pic:nvPicPr>
+                          <pic:cNvPr id="910991761" name="Imagen 1"/>
+                          <pic:cNvPicPr>
+                            <a:picLocks noChangeAspect="1"/>
+                          </pic:cNvPicPr>
+                        </pic:nvPicPr>
+                        <pic:blipFill>
+                          <a:blip r:embed="rId7" cstate="print">
+                            <a:extLst>
+                              <a:ext uri="{28A0092B-C50C-407E-A947-70E740481C1C}">
+                                <a14:useLocalDpi xmlns:a14="http://schemas.microsoft.com/office/drawing/2010/main" val="0"/>
+                              </a:ext>
+                            </a:extLst>
+                          </a:blip>
+                          <a:stretch>
+                            <a:fillRect/>
+                          </a:stretch>
+                        </pic:blipFill>
+                        <pic:spPr>
+                          <a:xfrm>
+                            <a:off x="0" y="0"/>
+                            <a:ext cx="6858000" cy="3716655"/>
+                          </a:xfrm>
+                          <a:prstGeom prst="rect">
+                            <a:avLst/>
+                          </a:prstGeom>
+                        </pic:spPr>
+                      </pic:pic>
+                      <wps:wsp>
+                        <wps:cNvPr id="595744816" name="Rectángulo 2"/>
+                        <wps:cNvSpPr/>
+                        <wps:spPr>
+                          <a:xfrm>
+                            <a:off x="101389" y="270402"/>
+                            <a:ext cx="4771750" cy="3349937"/>
+                          </a:xfrm>
+                          <a:prstGeom prst="rect">
+                            <a:avLst/>
+                          </a:prstGeom>
+                          <a:noFill/>
+                          <a:ln w="38100">
+                            <a:solidFill>
+                              <a:srgbClr val="00B050"/>
+                            </a:solidFill>
+                          </a:ln>
+                        </wps:spPr>
+                        <wps:style>
+                          <a:lnRef idx="2">
+                            <a:schemeClr val="accent1">
+                              <a:shade val="15000"/>
+                            </a:schemeClr>
+                          </a:lnRef>
+                          <a:fillRef idx="1">
+                            <a:schemeClr val="accent1"/>
+                          </a:fillRef>
+                          <a:effectRef idx="0">
+                            <a:schemeClr val="accent1"/>
+                          </a:effectRef>
+                          <a:fontRef idx="minor">
+                            <a:schemeClr val="lt1"/>
+                          </a:fontRef>
+                        </wps:style>
+                        <wps:bodyPr rot="0" spcFirstLastPara="0" vertOverflow="overflow" horzOverflow="overflow" vert="horz" wrap="square" lIns="91440" tIns="45720" rIns="91440" bIns="45720" numCol="1" spcCol="0" rtlCol="0" fromWordArt="0" anchor="ctr" anchorCtr="0" forceAA="0" compatLnSpc="1">
+                          <a:prstTxWarp prst="textNoShape">
+                            <a:avLst/>
+                          </a:prstTxWarp>
+                          <a:noAutofit/>
+                        </wps:bodyPr>
+                      </wps:wsp>
+                      <wps:wsp>
+                        <wps:cNvPr id="845125470" name="Rectángulo 2"/>
+                        <wps:cNvSpPr/>
+                        <wps:spPr>
+                          <a:xfrm>
+                            <a:off x="5011414" y="248733"/>
+                            <a:ext cx="1753701" cy="3397507"/>
+                          </a:xfrm>
+                          <a:prstGeom prst="rect">
+                            <a:avLst/>
+                          </a:prstGeom>
+                          <a:noFill/>
+                          <a:ln w="38100">
+                            <a:solidFill>
+                              <a:srgbClr val="00B0F0"/>
+                            </a:solidFill>
+                          </a:ln>
+                        </wps:spPr>
+                        <wps:style>
+                          <a:lnRef idx="2">
+                            <a:schemeClr val="accent1">
+                              <a:shade val="15000"/>
+                            </a:schemeClr>
+                          </a:lnRef>
+                          <a:fillRef idx="1">
+                            <a:schemeClr val="accent1"/>
+                          </a:fillRef>
+                          <a:effectRef idx="0">
+                            <a:schemeClr val="accent1"/>
+                          </a:effectRef>
+                          <a:fontRef idx="minor">
+                            <a:schemeClr val="lt1"/>
+                          </a:fontRef>
+                        </wps:style>
+                        <wps:bodyPr rot="0" spcFirstLastPara="0" vertOverflow="overflow" horzOverflow="overflow" vert="horz" wrap="square" lIns="91440" tIns="45720" rIns="91440" bIns="45720" numCol="1" spcCol="0" rtlCol="0" fromWordArt="0" anchor="ctr" anchorCtr="0" forceAA="0" compatLnSpc="1">
+                          <a:prstTxWarp prst="textNoShape">
+                            <a:avLst/>
+                          </a:prstTxWarp>
+                          <a:noAutofit/>
+                        </wps:bodyPr>
+                      </wps:wsp>
+                      <wps:wsp>
+                        <wps:cNvPr id="999702103" name="Rectángulo 2"/>
+                        <wps:cNvSpPr/>
+                        <wps:spPr>
+                          <a:xfrm>
+                            <a:off x="19050" y="40718"/>
+                            <a:ext cx="6801400" cy="125752"/>
+                          </a:xfrm>
+                          <a:prstGeom prst="rect">
+                            <a:avLst/>
+                          </a:prstGeom>
+                          <a:noFill/>
+                          <a:ln w="38100">
+                            <a:solidFill>
+                              <a:srgbClr val="EE0000"/>
+                            </a:solidFill>
+                          </a:ln>
+                        </wps:spPr>
+                        <wps:style>
+                          <a:lnRef idx="2">
+                            <a:schemeClr val="accent1">
+                              <a:shade val="15000"/>
+                            </a:schemeClr>
+                          </a:lnRef>
+                          <a:fillRef idx="1">
+                            <a:schemeClr val="accent1"/>
+                          </a:fillRef>
+                          <a:effectRef idx="0">
+                            <a:schemeClr val="accent1"/>
+                          </a:effectRef>
+                          <a:fontRef idx="minor">
+                            <a:schemeClr val="lt1"/>
+                          </a:fontRef>
+                        </wps:style>
+                        <wps:bodyPr rot="0" spcFirstLastPara="0" vertOverflow="overflow" horzOverflow="overflow" vert="horz" wrap="square" lIns="91440" tIns="45720" rIns="91440" bIns="45720" numCol="1" spcCol="0" rtlCol="0" fromWordArt="0" anchor="ctr" anchorCtr="0" forceAA="0" compatLnSpc="1">
+                          <a:prstTxWarp prst="textNoShape">
+                            <a:avLst/>
+                          </a:prstTxWarp>
+                          <a:noAutofit/>
+                        </wps:bodyPr>
+                      </wps:wsp>
+                    </wpg:wgp>
+                  </a:graphicData>
+                </a:graphic>
+              </wp:anchor>
+            </w:drawing>
+          </mc:Choice>
+          <mc:Fallback>
+            <w:pict>
+              <v:group w14:anchorId="31C9BAD5" id="Grupo 4" o:spid="_x0000_s1026" style="position:absolute;margin-left:0;margin-top:8.2pt;width:540pt;height:292.65pt;z-index:251659264;mso-position-horizontal:center;mso-position-horizontal-relative:margin" coordsize="68580,37166" o:gfxdata="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">
+                <v:shapetype id="_x0000_t75" coordsize="21600,21600" o:spt="75" o:preferrelative="t" path="m@4@5l@4@11@9@11@9@5xe" filled="f" stroked="f">
+                  <v:stroke joinstyle="miter"/>
+                  <v:formulas>
+                    <v:f eqn="if lineDrawn pixelLineWidth 0"/>
+                    <v:f eqn="sum @0 1 0"/>
+                    <v:f eqn="sum 0 0 @1"/>
+                    <v:f eqn="prod @2 1 2"/>
+                    <v:f eqn="prod @3 21600 pixelWidth"/>
+                    <v:f eqn="prod @3 21600 pixelHeight"/>
+                    <v:f eqn="sum @0 0 1"/>
+                    <v:f eqn="prod @6 1 2"/>
+                    <v:f eqn="prod @7 21600 pixelWidth"/>
+                    <v:f eqn="sum @8 21600 0"/>
+                    <v:f eqn="prod @7 21600 pixelHeight"/>
+                    <v:f eqn="sum @10 21600 0"/>
+                  </v:formulas>
+                  <v:path o:extrusionok="f" gradientshapeok="t" o:connecttype="rect"/>
+                  <o:lock v:ext="edit" aspectratio="t"/>
+                </v:shapetype>
+                <v:shape id="Imagen 1" o:spid="_x0000_s1027" type="#_x0000_t75" style="position:absolute;width:68580;height:37166;visibility:visible;mso-wrap-style:square" o:gfxdata="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">
+                  <v:imagedata r:id="rId8" o:title=""/>
+                </v:shape>
+                <v:rect id="Rectángulo 2" o:spid="_x0000_s1028" style="position:absolute;left:1013;top:2704;width:47718;height:33499;visibility:visible;mso-wrap-style:square;v-text-anchor:middle" o:gfxdata="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" filled="f" strokecolor="#00b050" strokeweight="3pt"/>
+                <v:rect id="Rectángulo 2" o:spid="_x0000_s1029" style="position:absolute;left:50114;top:2487;width:17537;height:33975;visibility:visible;mso-wrap-style:square;v-text-anchor:middle" o:gfxdata="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" filled="f" strokecolor="#00b0f0" strokeweight="3pt"/>
+                <v:rect id="Rectángulo 2" o:spid="_x0000_s1030" style="position:absolute;left:190;top:407;width:68014;height:1257;visibility:visible;mso-wrap-style:square;v-text-anchor:middle" o:gfxdata="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" filled="f" strokecolor="#e00" strokeweight="3pt"/>
+                <w10:wrap anchorx="margin"/>
+              </v:group>
+            </w:pict>
+          </mc:Fallback>
+        </mc:AlternateContent>
+      </w:r>
+    </w:p>
+    <w:p>
+      <w:pPr>
+        <w:spacing w:after="0"/>
+        <w:rPr>
+          <w:rFonts w:ascii="Arial" w:hAnsi="Arial" w:cs="Arial"/>
+          <w:noProof/>
+          <w:sz w:val="18"/>
+          <w:szCs w:val="18"/>
+        </w:rPr>
+      </w:pPr>
+    </w:p>
+    <w:p>
+      <w:pPr>
+        <w:spacing w:after="0"/>
+        <w:rPr>
+          <w:rFonts w:ascii="Arial" w:hAnsi="Arial" w:cs="Arial"/>
+          <w:noProof/>
+          <w:sz w:val="18"/>
+          <w:szCs w:val="18"/>
+        </w:rPr>
+      </w:pPr>
+    </w:p>
+    <w:p>
+      <w:pPr>
+        <w:spacing w:after="0"/>
+        <w:rPr>
+          <w:rFonts w:ascii="Arial" w:hAnsi="Arial" w:cs="Arial"/>
+          <w:noProof/>
+          <w:sz w:val="18"/>
+          <w:szCs w:val="18"/>
+        </w:rPr>
+      </w:pPr>
+    </w:p>
+    <w:p>
+      <w:pPr>
+        <w:spacing w:after="0"/>
+        <w:rPr>
+          <w:rFonts w:ascii="Arial" w:hAnsi="Arial" w:cs="Arial"/>
+          <w:noProof/>
+          <w:sz w:val="18"/>
+          <w:szCs w:val="18"/>
+        </w:rPr>
+      </w:pPr>
+    </w:p>
+    <w:p>
+      <w:pPr>
+        <w:spacing w:after="0"/>
+        <w:rPr>
+          <w:rFonts w:ascii="Arial" w:hAnsi="Arial" w:cs="Arial"/>
+          <w:noProof/>
+          <w:sz w:val="18"/>
+          <w:szCs w:val="18"/>
+        </w:rPr>
+      </w:pPr>
+    </w:p>
+    <w:p>
+      <w:pPr>
+        <w:spacing w:after="0"/>
+        <w:rPr>
+          <w:rFonts w:ascii="Arial" w:hAnsi="Arial" w:cs="Arial"/>
+          <w:noProof/>
+          <w:sz w:val="18"/>
+          <w:szCs w:val="18"/>
+        </w:rPr>
+      </w:pPr>
+    </w:p>
+    <w:p>
+      <w:pPr>
+        <w:spacing w:after="0"/>
+        <w:rPr>
+          <w:rFonts w:ascii="Arial" w:hAnsi="Arial" w:cs="Arial"/>
+          <w:noProof/>
+          <w:sz w:val="18"/>
+          <w:szCs w:val="18"/>
+        </w:rPr>
+      </w:pPr>
+    </w:p>
+    <w:p>
+      <w:pPr>
+        <w:spacing w:after="0"/>
+        <w:rPr>
+          <w:rFonts w:ascii="Arial" w:hAnsi="Arial" w:cs="Arial"/>
+          <w:noProof/>
+          <w:sz w:val="18"/>
+          <w:szCs w:val="18"/>
+        </w:rPr>
+      </w:pPr>
+    </w:p>
+    <w:p>
+      <w:pPr>
+        <w:spacing w:after="0"/>
+        <w:rPr>
+          <w:rFonts w:ascii="Arial" w:hAnsi="Arial" w:cs="Arial"/>
+          <w:noProof/>
+          <w:sz w:val="18"/>
+          <w:szCs w:val="18"/>
+        </w:rPr>
+      </w:pPr>
+    </w:p>
+    <w:p>
+      <w:pPr>
+        <w:spacing w:after="0"/>
+        <w:rPr>
+          <w:rFonts w:ascii="Arial" w:hAnsi="Arial" w:cs="Arial"/>
+          <w:noProof/>
+          <w:sz w:val="18"/>
+          <w:szCs w:val="18"/>
+        </w:rPr>
+      </w:pPr>
+    </w:p>
+    <w:p>
+      <w:pPr>
+        <w:spacing w:after="0"/>
+        <w:rPr>
+          <w:rFonts w:ascii="Arial" w:hAnsi="Arial" w:cs="Arial"/>
+          <w:noProof/>
+          <w:sz w:val="18"/>
+          <w:szCs w:val="18"/>
+        </w:rPr>
+      </w:pPr>
+    </w:p>
+    <w:p>
+      <w:pPr>
+        <w:spacing w:after="0"/>
+      </w:pPr>
+    </w:p>
+    <w:p>
+      <w:pPr>
+        <w:spacing w:after="0"/>
+      </w:pPr>
+    </w:p>
+    <w:p>
+      <w:pPr>
+        <w:spacing w:after="0"/>
+      </w:pPr>
+    </w:p>
+    <w:p>
+      <w:pPr>
+        <w:spacing w:after="0"/>
+      </w:pPr>
+    </w:p>
+    <w:p>
+      <w:pPr>
+        <w:spacing w:after="0"/>
+      </w:pPr>
+    </w:p>
+    <w:p>
+      <w:pPr>
+        <w:spacing w:after="0"/>
+      </w:pPr>
+    </w:p>
+    <w:p>
+      <w:pPr>
+        <w:spacing w:after="0"/>
+      </w:pPr>
+    </w:p>
+    <w:p>
+      <w:pPr>
+        <w:spacing w:after="0"/>
+      </w:pPr>
+    </w:p>
+    <w:p>
+      <w:pPr>
+        <w:spacing w:after="0"/>
+      </w:pPr>
+    </w:p>
+    <w:p>
+      <w:pPr>
+        <w:spacing w:after="0"/>
+      </w:pPr>
+    </w:p>
+    <w:p>
+      <w:pPr>
+        <w:spacing w:after="0"/>
+      </w:pPr>
+    </w:p>
+    <w:p>
+      <w:pPr>
+        <w:spacing w:after="0"/>
+      </w:pPr>
+    </w:p>
+    <w:p>
+      <w:pPr>
+        <w:spacing w:after="0"/>
+      </w:pPr>
+    </w:p>
+    <w:p>
+      <w:pPr>
+        <w:spacing w:after="0"/>
+        <w:rPr>
           <w:b/>
           <w:bCs/>
         </w:rPr>
@@ -99,13 +523,7 @@
         <w:t xml:space="preserve"> </w:t>
       </w:r>
       <w:r>
-        <w:t>Contiene los cinco botones de control global de la aplicación. Desde aquí se abre la imagen,</w:t>
-      </w:r>
-      <w:r>
-        <w:t xml:space="preserve"> </w:t>
-      </w:r>
-      <w:r>
-        <w:t>se confirman o descartan cambios, y se guarda el resultado.</w:t>
+        <w:t>Contiene los cinco botones de control global de la aplicación. Desde aquí se abre la imagen, se confirman o descartan cambios, y se guarda el resultado.</w:t>
       </w:r>
     </w:p>
     <w:p>
@@ -229,6 +647,7 @@
           <w:b/>
           <w:bCs/>
         </w:rPr>
+        <w:lastRenderedPageBreak/>
         <w:t>Open Image.</w:t>
       </w:r>
       <w:r>
@@ -466,11 +885,7 @@
         <w:t>Enable RGB</w:t>
       </w:r>
       <w:r>
-        <w:t xml:space="preserve">, permite aislar canales de color. Los tres checkboxes (Red, Green, Blue) controlan qué canales se muestran. Si todos están desmarcados, la imagen se </w:t>
-      </w:r>
-      <w:r>
-        <w:lastRenderedPageBreak/>
-        <w:t>vuelve negra. Si todos están marcados y el modo está habilitado, el efecto visual es el mismo que la imagen original pero procesada por canales separados.</w:t>
+        <w:t>, permite aislar canales de color. Los tres checkboxes (Red, Green, Blue) controlan qué canales se muestran. Si todos están desmarcados, la imagen se vuelve negra. Si todos están marcados y el modo está habilitado, el efecto visual es el mismo que la imagen original pero procesada por canales separados.</w:t>
       </w:r>
     </w:p>
     <w:p>
@@ -510,16 +925,7 @@
           <w:sz w:val="28"/>
           <w:szCs w:val="28"/>
         </w:rPr>
-        <w:t xml:space="preserve">Columna </w:t>
-      </w:r>
-      <w:r>
-        <w:rPr>
-          <w:b/>
-          <w:bCs/>
-          <w:sz w:val="28"/>
-          <w:szCs w:val="28"/>
-        </w:rPr>
-        <w:t>2</w:t>
+        <w:t>Columna 2</w:t>
       </w:r>
     </w:p>
     <w:p>
@@ -687,6 +1093,7 @@
           <w:b/>
           <w:bCs/>
         </w:rPr>
+        <w:lastRenderedPageBreak/>
         <w:t>Resolution.</w:t>
       </w:r>
       <w:r>
@@ -905,7 +1312,6 @@
         <w:spacing w:after="0"/>
       </w:pPr>
       <w:r>
-        <w:lastRenderedPageBreak/>
         <w:t>La aplicación aplica todos los filtros activos en un orden fijo cada vez que se mueve un control, así que la previsualización siempre refleja el resultado combinado de todo lo que esté activo.</w:t>
       </w:r>
     </w:p>
@@ -988,13 +1394,7 @@
         <w:t>Apply Changes</w:t>
       </w:r>
       <w:r>
-        <w:t xml:space="preserve"> para confirmarlos. Los controles se </w:t>
-      </w:r>
-      <w:r>
-        <w:t>reinician,</w:t>
-      </w:r>
-      <w:r>
-        <w:t xml:space="preserve"> pero la imagen de trabajo ya tiene esos cambios incorporados.</w:t>
+        <w:t xml:space="preserve"> para confirmarlos. Los controles se reinician, pero la imagen de trabajo ya tiene esos cambios incorporados.</w:t>
       </w:r>
     </w:p>
     <w:p>
@@ -1079,12 +1479,12 @@
     <w:p/>
     <w:p/>
     <w:sectPr>
-      <w:headerReference w:type="even" r:id="rId7"/>
-      <w:headerReference w:type="default" r:id="rId8"/>
-      <w:footerReference w:type="even" r:id="rId9"/>
-      <w:footerReference w:type="default" r:id="rId10"/>
-      <w:headerReference w:type="first" r:id="rId11"/>
-      <w:footerReference w:type="first" r:id="rId12"/>
+      <w:headerReference w:type="even" r:id="rId9"/>
+      <w:headerReference w:type="default" r:id="rId10"/>
+      <w:footerReference w:type="even" r:id="rId11"/>
+      <w:footerReference w:type="default" r:id="rId12"/>
+      <w:headerReference w:type="first" r:id="rId13"/>
+      <w:footerReference w:type="first" r:id="rId14"/>
       <w:pgSz w:w="12240" w:h="15840"/>
       <w:pgMar w:top="720" w:right="720" w:bottom="720" w:left="720" w:header="708" w:footer="708" w:gutter="0"/>
       <w:cols w:space="708"/>
@@ -1206,6 +1606,7 @@
         </v:shapetype>
         <v:shape id="WordPictureWatermark69702563" o:spid="_x0000_s1026" type="#_x0000_t75" style="position:absolute;margin-left:0;margin-top:0;width:540pt;height:540pt;z-index:-251657216;mso-position-horizontal:center;mso-position-horizontal-relative:margin;mso-position-vertical:center;mso-position-vertical-relative:margin" o:allowincell="f">
           <v:imagedata r:id="rId1" o:title="PictoLogoBig" gain="19661f" blacklevel="22938f"/>
+          <w10:wrap anchorx="margin" anchory="margin"/>
         </v:shape>
       </w:pict>
     </w:r>
@@ -1245,6 +1646,7 @@
         </v:shapetype>
         <v:shape id="WordPictureWatermark69702564" o:spid="_x0000_s1027" type="#_x0000_t75" style="position:absolute;margin-left:0;margin-top:0;width:540pt;height:540pt;z-index:-251656192;mso-position-horizontal:center;mso-position-horizontal-relative:margin;mso-position-vertical:center;mso-position-vertical-relative:margin" o:allowincell="f">
           <v:imagedata r:id="rId1" o:title="PictoLogoBig" gain="19661f" blacklevel="22938f"/>
+          <w10:wrap anchorx="margin" anchory="margin"/>
         </v:shape>
       </w:pict>
     </w:r>
@@ -1284,6 +1686,7 @@
         </v:shapetype>
         <v:shape id="WordPictureWatermark69702562" o:spid="_x0000_s1025" type="#_x0000_t75" style="position:absolute;margin-left:0;margin-top:0;width:540pt;height:540pt;z-index:-251658240;mso-position-horizontal:center;mso-position-horizontal-relative:margin;mso-position-vertical:center;mso-position-vertical-relative:margin" o:allowincell="f">
           <v:imagedata r:id="rId1" o:title="PictoLogoBig" gain="19661f" blacklevel="22938f"/>
+          <w10:wrap anchorx="margin" anchory="margin"/>
         </v:shape>
       </w:pict>
     </w:r>
@@ -2320,6 +2723,7 @@
   <w:style w:type="character" w:default="1" w:styleId="Fuentedeprrafopredeter">
     <w:name w:val="Default Paragraph Font"/>
     <w:uiPriority w:val="1"/>
+    <w:semiHidden/>
     <w:unhideWhenUsed/>
   </w:style>
   <w:style w:type="table" w:default="1" w:styleId="Tablanormal">
